--- a/附件3.1【程序化】外部系统功能测试过程记录报告.docx
+++ b/附件3.1【程序化】外部系统功能测试过程记录报告.docx
@@ -164,7 +164,7 @@
                 <w:sz w:val="24"/>
                 <w:szCs w:val="24"/>
               </w:rPr>
-              <w:t>讯投pb</w:t>
+              <w:t>期货量化交易系统（v1.0.0）</w:t>
             </w:r>
           </w:p>
         </w:tc>
@@ -230,6 +230,7 @@
                 <w:szCs w:val="32"/>
               </w:rPr>
             </w:pPr>
+            <w:r/>
           </w:p>
         </w:tc>
       </w:tr>
@@ -305,7 +306,6 @@
                 <w:sz w:val="24"/>
                 <w:szCs w:val="24"/>
               </w:rPr>
-              <w:t>2025.9.24</w:t>
             </w:r>
           </w:p>
         </w:tc>
@@ -371,6 +371,7 @@
                 <w:szCs w:val="32"/>
               </w:rPr>
             </w:pPr>
+            <w:r/>
           </w:p>
         </w:tc>
       </w:tr>
@@ -445,7 +446,6 @@
                 <w:sz w:val="24"/>
                 <w:szCs w:val="24"/>
               </w:rPr>
-              <w:t>国泰君安期货</w:t>
             </w:r>
           </w:p>
         </w:tc>
@@ -713,7 +713,7 @@
                 <w:sz w:val="24"/>
                 <w:szCs w:val="24"/>
               </w:rPr>
-              <w:t>讯投pb</w:t>
+              <w:t>期货量化交易系统</w:t>
             </w:r>
           </w:p>
         </w:tc>
@@ -800,7 +800,7 @@
                 <w:sz w:val="24"/>
                 <w:szCs w:val="24"/>
               </w:rPr>
-              <w:t>4.0.0.20197</w:t>
+              <w:t>1.0.0</w:t>
             </w:r>
           </w:p>
         </w:tc>
@@ -884,7 +884,7 @@
                 <w:sz w:val="24"/>
                 <w:szCs w:val="24"/>
               </w:rPr>
-              <w:t>终端要填，个人填自研</w:t>
+              <w:t>自研</w:t>
             </w:r>
           </w:p>
         </w:tc>
@@ -968,7 +968,6 @@
                 <w:sz w:val="24"/>
                 <w:szCs w:val="24"/>
               </w:rPr>
-              <w:t>终端要填，个人可以不填</w:t>
             </w:r>
           </w:p>
         </w:tc>
@@ -1040,6 +1039,9 @@
                 <w:szCs w:val="32"/>
               </w:rPr>
             </w:pPr>
+            <w:r>
+              <w:t>待实盘验收填写</w:t>
+            </w:r>
           </w:p>
         </w:tc>
       </w:tr>
@@ -1112,6 +1114,9 @@
                 <w:szCs w:val="32"/>
               </w:rPr>
             </w:pPr>
+            <w:r>
+              <w:t>待实盘验收填写</w:t>
+            </w:r>
           </w:p>
         </w:tc>
       </w:tr>
@@ -2655,9 +2660,12 @@
     <w:p>
       <w:pPr>
         <w:pStyle w:val="5"/>
+        <w:keepNext/>
+        <w:keepLines/>
+        <w:pageBreakBefore w:val="0"/>
         <w:numPr>
           <w:ilvl w:val="0"/>
-          <w:numId w:val="7"/>
+          <w:numId w:val="0"/>
         </w:numPr>
         <w:rPr>
           <w:sz w:val="28"/>
@@ -2670,7 +2678,7 @@
           <w:sz w:val="28"/>
           <w:szCs w:val="28"/>
         </w:rPr>
-        <w:t>测试过程记录详情</w:t>
+        <w:t>2. 测试过程记录详情</w:t>
       </w:r>
     </w:p>
     <w:bookmarkEnd w:id="0"/>
@@ -2679,7 +2687,7 @@
         <w:pStyle w:val="6"/>
         <w:numPr>
           <w:ilvl w:val="1"/>
-          <w:numId w:val="7"/>
+          <w:numId w:val="0"/>
         </w:numPr>
         <w:tabs>
           <w:tab w:val="clear" w:pos="0"/>
@@ -2689,7 +2697,7 @@
         <w:rPr>
           <w:rFonts w:hint="eastAsia"/>
         </w:rPr>
-        <w:t>连通性</w:t>
+        <w:t>2.1. 连通性</w:t>
       </w:r>
     </w:p>
     <w:tbl>
@@ -3128,7 +3136,7 @@
         <w:pStyle w:val="6"/>
         <w:numPr>
           <w:ilvl w:val="1"/>
-          <w:numId w:val="7"/>
+          <w:numId w:val="0"/>
         </w:numPr>
         <w:tabs>
           <w:tab w:val="clear" w:pos="0"/>
@@ -3138,7 +3146,7 @@
         <w:rPr>
           <w:rFonts w:hint="eastAsia"/>
         </w:rPr>
-        <w:t>基础交易功能</w:t>
+        <w:t>2.2. 基础交易功能</w:t>
       </w:r>
     </w:p>
     <w:tbl>
@@ -3631,7 +3639,7 @@
         <w:pStyle w:val="6"/>
         <w:numPr>
           <w:ilvl w:val="1"/>
-          <w:numId w:val="7"/>
+          <w:numId w:val="0"/>
         </w:numPr>
         <w:tabs>
           <w:tab w:val="clear" w:pos="0"/>
@@ -3641,7 +3649,7 @@
         <w:rPr>
           <w:rFonts w:hint="eastAsia"/>
         </w:rPr>
-        <w:t>系统连接异常监测功能</w:t>
+        <w:t>2.3. 系统连接异常监测功能</w:t>
       </w:r>
     </w:p>
     <w:tbl>
@@ -4148,7 +4156,7 @@
         <w:pStyle w:val="6"/>
         <w:numPr>
           <w:ilvl w:val="1"/>
-          <w:numId w:val="7"/>
+          <w:numId w:val="0"/>
         </w:numPr>
         <w:tabs>
           <w:tab w:val="clear" w:pos="0"/>
@@ -4158,7 +4166,7 @@
         <w:rPr>
           <w:rFonts w:hint="eastAsia"/>
         </w:rPr>
-        <w:t>报撤单笔数监测功能</w:t>
+        <w:t>2.4. 报撤单笔数监测功能</w:t>
       </w:r>
     </w:p>
     <w:tbl>
@@ -4607,7 +4615,7 @@
         <w:pStyle w:val="6"/>
         <w:numPr>
           <w:ilvl w:val="1"/>
-          <w:numId w:val="7"/>
+          <w:numId w:val="0"/>
         </w:numPr>
         <w:tabs>
           <w:tab w:val="clear" w:pos="0"/>
@@ -4617,7 +4625,7 @@
         <w:rPr>
           <w:rFonts w:hint="eastAsia"/>
         </w:rPr>
-        <w:t>重复报单监测功能(选测项目)</w:t>
+        <w:t>2.5. 重复报单监测功能(选测项目)</w:t>
       </w:r>
     </w:p>
     <w:tbl>
@@ -5115,7 +5123,7 @@
         <w:pStyle w:val="6"/>
         <w:numPr>
           <w:ilvl w:val="1"/>
-          <w:numId w:val="7"/>
+          <w:numId w:val="0"/>
         </w:numPr>
         <w:tabs>
           <w:tab w:val="clear" w:pos="0"/>
@@ -5125,7 +5133,7 @@
         <w:rPr>
           <w:rFonts w:hint="eastAsia"/>
         </w:rPr>
-        <w:t>阈值设置及预警功能</w:t>
+        <w:t>2.6. 阈值设置及预警功能</w:t>
       </w:r>
     </w:p>
     <w:tbl>
@@ -5747,7 +5755,7 @@
         <w:pStyle w:val="6"/>
         <w:numPr>
           <w:ilvl w:val="1"/>
-          <w:numId w:val="7"/>
+          <w:numId w:val="0"/>
         </w:numPr>
         <w:tabs>
           <w:tab w:val="clear" w:pos="0"/>
@@ -5757,7 +5765,7 @@
         <w:rPr>
           <w:rFonts w:hint="eastAsia"/>
         </w:rPr>
-        <w:t>交易指令检查功能</w:t>
+        <w:t>2.7. 交易指令检查功能</w:t>
       </w:r>
     </w:p>
     <w:tbl>
@@ -6282,7 +6290,7 @@
         <w:pStyle w:val="6"/>
         <w:numPr>
           <w:ilvl w:val="1"/>
-          <w:numId w:val="7"/>
+          <w:numId w:val="0"/>
         </w:numPr>
         <w:tabs>
           <w:tab w:val="clear" w:pos="0"/>
@@ -6292,7 +6300,7 @@
         <w:rPr>
           <w:rFonts w:hint="eastAsia"/>
         </w:rPr>
-        <w:t>错误提示功能</w:t>
+        <w:t>2.8. 错误提示功能</w:t>
       </w:r>
     </w:p>
     <w:tbl>
@@ -6788,7 +6796,7 @@
         <w:pStyle w:val="6"/>
         <w:numPr>
           <w:ilvl w:val="1"/>
-          <w:numId w:val="7"/>
+          <w:numId w:val="0"/>
         </w:numPr>
         <w:tabs>
           <w:tab w:val="clear" w:pos="0"/>
@@ -6798,7 +6806,7 @@
         <w:rPr>
           <w:rFonts w:hint="eastAsia"/>
         </w:rPr>
-        <w:t>暂停交易功能</w:t>
+        <w:t>2.9. 暂停交易功能</w:t>
       </w:r>
     </w:p>
     <w:tbl>
@@ -7282,7 +7290,7 @@
         <w:pStyle w:val="6"/>
         <w:numPr>
           <w:ilvl w:val="1"/>
-          <w:numId w:val="7"/>
+          <w:numId w:val="0"/>
         </w:numPr>
         <w:tabs>
           <w:tab w:val="clear" w:pos="0"/>
@@ -7292,7 +7300,7 @@
         <w:rPr>
           <w:rFonts w:hint="eastAsia"/>
         </w:rPr>
-        <w:t>批量撤单功能（选测项目）</w:t>
+        <w:t>2.10. 批量撤单功能（选测项目）</w:t>
       </w:r>
     </w:p>
     <w:tbl>
@@ -7741,7 +7749,7 @@
         <w:pStyle w:val="6"/>
         <w:numPr>
           <w:ilvl w:val="1"/>
-          <w:numId w:val="7"/>
+          <w:numId w:val="0"/>
         </w:numPr>
         <w:tabs>
           <w:tab w:val="clear" w:pos="0"/>
@@ -7751,7 +7759,7 @@
         <w:rPr>
           <w:rFonts w:hint="eastAsia"/>
         </w:rPr>
-        <w:t>日志记录功能</w:t>
+        <w:t>2.11. 日志记录功能</w:t>
       </w:r>
     </w:p>
     <w:tbl>
@@ -8410,7 +8418,7 @@
                               <w:rFonts w:hint="eastAsia"/>
                               <w:lang w:val="en-US" w:eastAsia="zh-CN"/>
                             </w:rPr>
-                            <w:t>10</w:t>
+                            <w:t>14</w:t>
                           </w:r>
                           <w:r>
                             <w:rPr>
@@ -8487,7 +8495,7 @@
                         <w:rFonts w:hint="eastAsia"/>
                         <w:lang w:val="en-US" w:eastAsia="zh-CN"/>
                       </w:rPr>
-                      <w:t>10</w:t>
+                      <w:t>14</w:t>
                     </w:r>
                     <w:r>
                       <w:rPr>
